--- a/lessons/6-14/homework.docx
+++ b/lessons/6-14/homework.docx
@@ -24,7 +24,7 @@
           <w:i/>
           <w:iCs/>
         </w:rPr>
-        <w:t xml:space="preserve">Lesson 6-5  •  Standard 6.AT.7</w:t>
+        <w:t xml:space="preserve">Lesson 6-14  •  Standard 6.AT.7</w:t>
       </w:r>
     </w:p>
     <w:p>
@@ -161,10 +161,10 @@
           <w:b/>
           <w:bCs/>
         </w:rPr>
-        <w:t xml:space="preserve">Distributive Property (Propiedad distributiva)</w:t>
-      </w:r>
-      <w:r>
-        <w:t xml:space="preserve"> — Multiplying a number by everything inside the parentheses: a(b + c) = ab + ac.</w:t>
+        <w:t xml:space="preserve">The Distributive Property (La propiedad distributiva)</w:t>
+      </w:r>
+      <w:r>
+        <w:t xml:space="preserve"> — Multiply a factor by every term inside parentheses.</w:t>
       </w:r>
     </w:p>
     <w:p>
@@ -224,73 +224,10 @@
           <w:b/>
           <w:bCs/>
         </w:rPr>
-        <w:t xml:space="preserve">Factor (Factor)</w:t>
-      </w:r>
-      <w:r>
-        <w:t xml:space="preserve"> — A number that gets multiplied by another number.</w:t>
-      </w:r>
-    </w:p>
-    <w:p>
-      <w:pPr>
-        <w:keepNext/>
-        <w:spacing w:after="20" w:before="80"/>
-        <w:jc w:val="center"/>
-      </w:pPr>
-      <w:r>
-        <w:drawing>
-          <wp:inline distT="0" distB="0" distL="0" distR="0">
-            <wp:extent cx="1047750" cy="790575"/>
-            <wp:effectExtent t="0" r="0" b="0" l="0"/>
-            <wp:docPr id="1" name="" descr="" title=""/>
-            <wp:cNvGraphicFramePr>
-              <a:graphicFrameLocks xmlns:a="http://schemas.openxmlformats.org/drawingml/2006/main" noChangeAspect="1"/>
-            </wp:cNvGraphicFramePr>
-            <a:graphic xmlns:a="http://schemas.openxmlformats.org/drawingml/2006/main">
-              <a:graphicData uri="http://schemas.openxmlformats.org/drawingml/2006/picture">
-                <pic:pic xmlns:pic="http://schemas.openxmlformats.org/drawingml/2006/picture">
-                  <pic:nvPicPr>
-                    <pic:cNvPr id="0" name="" descr=""/>
-                    <pic:cNvPicPr>
-                      <a:picLocks noChangeAspect="1" noChangeArrowheads="1"/>
-                    </pic:cNvPicPr>
-                  </pic:nvPicPr>
-                  <pic:blipFill>
-                    <a:blip r:embed="rId7" cstate="none"/>
-                    <a:srcRect/>
-                    <a:stretch>
-                      <a:fillRect/>
-                    </a:stretch>
-                  </pic:blipFill>
-                  <pic:spPr bwMode="auto">
-                    <a:xfrm>
-                      <a:off x="0" y="0"/>
-                      <a:ext cx="1047750" cy="790575"/>
-                    </a:xfrm>
-                    <a:prstGeom prst="rect">
-                      <a:avLst/>
-                    </a:prstGeom>
-                  </pic:spPr>
-                </pic:pic>
-              </a:graphicData>
-            </a:graphic>
-          </wp:inline>
-        </w:drawing>
-      </w:r>
-    </w:p>
-    <w:p>
-      <w:pPr>
-        <w:keepNext/>
-        <w:spacing w:after="120"/>
-      </w:pPr>
-      <w:r>
-        <w:rPr>
-          <w:b/>
-          <w:bCs/>
-        </w:rPr>
-        <w:t xml:space="preserve">Expand (Desarrollar)</w:t>
-      </w:r>
-      <w:r>
-        <w:t xml:space="preserve"> — To multiply out the parentheses in an expression.</w:t>
+        <w:t xml:space="preserve">Distributive Property (Propiedad distributiva)</w:t>
+      </w:r>
+      <w:r>
+        <w:t xml:space="preserve"> — Multiplying a number by everything inside the parentheses: a(b + c) = ab + ac.</w:t>
       </w:r>
     </w:p>
     <w:p>
@@ -350,10 +287,73 @@
           <w:b/>
           <w:bCs/>
         </w:rPr>
-        <w:t xml:space="preserve">Equivalent (Equivalente)</w:t>
-      </w:r>
-      <w:r>
-        <w:t xml:space="preserve"> — Expressions that always have the same value.</w:t>
+        <w:t xml:space="preserve">Factor (Factor)</w:t>
+      </w:r>
+      <w:r>
+        <w:t xml:space="preserve"> — A factor of a whole number divides it evenly, with no remainder. For example, 3 is a factor of 12 because 12 ÷ 3 = 4.</w:t>
+      </w:r>
+    </w:p>
+    <w:p>
+      <w:pPr>
+        <w:keepNext/>
+        <w:spacing w:after="20" w:before="80"/>
+        <w:jc w:val="center"/>
+      </w:pPr>
+      <w:r>
+        <w:drawing>
+          <wp:inline distT="0" distB="0" distL="0" distR="0">
+            <wp:extent cx="1047750" cy="790575"/>
+            <wp:effectExtent t="0" r="0" b="0" l="0"/>
+            <wp:docPr id="1" name="" descr="" title=""/>
+            <wp:cNvGraphicFramePr>
+              <a:graphicFrameLocks xmlns:a="http://schemas.openxmlformats.org/drawingml/2006/main" noChangeAspect="1"/>
+            </wp:cNvGraphicFramePr>
+            <a:graphic xmlns:a="http://schemas.openxmlformats.org/drawingml/2006/main">
+              <a:graphicData uri="http://schemas.openxmlformats.org/drawingml/2006/picture">
+                <pic:pic xmlns:pic="http://schemas.openxmlformats.org/drawingml/2006/picture">
+                  <pic:nvPicPr>
+                    <pic:cNvPr id="0" name="" descr=""/>
+                    <pic:cNvPicPr>
+                      <a:picLocks noChangeAspect="1" noChangeArrowheads="1"/>
+                    </pic:cNvPicPr>
+                  </pic:nvPicPr>
+                  <pic:blipFill>
+                    <a:blip r:embed="rId8" cstate="none"/>
+                    <a:srcRect/>
+                    <a:stretch>
+                      <a:fillRect/>
+                    </a:stretch>
+                  </pic:blipFill>
+                  <pic:spPr bwMode="auto">
+                    <a:xfrm>
+                      <a:off x="0" y="0"/>
+                      <a:ext cx="1047750" cy="790575"/>
+                    </a:xfrm>
+                    <a:prstGeom prst="rect">
+                      <a:avLst/>
+                    </a:prstGeom>
+                  </pic:spPr>
+                </pic:pic>
+              </a:graphicData>
+            </a:graphic>
+          </wp:inline>
+        </w:drawing>
+      </w:r>
+    </w:p>
+    <w:p>
+      <w:pPr>
+        <w:keepNext/>
+        <w:spacing w:after="120"/>
+      </w:pPr>
+      <w:r>
+        <w:rPr>
+          <w:b/>
+          <w:bCs/>
+        </w:rPr>
+        <w:t xml:space="preserve">Expand (Desarrollar)</w:t>
+      </w:r>
+      <w:r>
+        <w:t xml:space="preserve"> — To multiply out the parentheses in an expression.</w:t>
       </w:r>
     </w:p>
     <w:p>
@@ -413,10 +413,10 @@
           <w:b/>
           <w:bCs/>
         </w:rPr>
-        <w:t xml:space="preserve">Coefficient (Coeficiente)</w:t>
-      </w:r>
-      <w:r>
-        <w:t xml:space="preserve"> — The number in front of a letter, like the 3 in 3x.</w:t>
+        <w:t xml:space="preserve">Equivalent (Equivalente)</w:t>
+      </w:r>
+      <w:r>
+        <w:t xml:space="preserve"> — Expressions that always have the same value.</w:t>
       </w:r>
     </w:p>
     <w:p>
@@ -476,10 +476,73 @@
           <w:b/>
           <w:bCs/>
         </w:rPr>
+        <w:t xml:space="preserve">Coefficient (Coeficiente)</w:t>
+      </w:r>
+      <w:r>
+        <w:t xml:space="preserve"> — The number in front of a letter, like the 3 in 3x.</w:t>
+      </w:r>
+    </w:p>
+    <w:p>
+      <w:pPr>
+        <w:keepNext/>
+        <w:spacing w:after="20" w:before="80"/>
+        <w:jc w:val="center"/>
+      </w:pPr>
+      <w:r>
+        <w:drawing>
+          <wp:inline distT="0" distB="0" distL="0" distR="0">
+            <wp:extent cx="1047750" cy="790575"/>
+            <wp:effectExtent t="0" r="0" b="0" l="0"/>
+            <wp:docPr id="1" name="" descr="" title=""/>
+            <wp:cNvGraphicFramePr>
+              <a:graphicFrameLocks xmlns:a="http://schemas.openxmlformats.org/drawingml/2006/main" noChangeAspect="1"/>
+            </wp:cNvGraphicFramePr>
+            <a:graphic xmlns:a="http://schemas.openxmlformats.org/drawingml/2006/main">
+              <a:graphicData uri="http://schemas.openxmlformats.org/drawingml/2006/picture">
+                <pic:pic xmlns:pic="http://schemas.openxmlformats.org/drawingml/2006/picture">
+                  <pic:nvPicPr>
+                    <pic:cNvPr id="0" name="" descr=""/>
+                    <pic:cNvPicPr>
+                      <a:picLocks noChangeAspect="1" noChangeArrowheads="1"/>
+                    </pic:cNvPicPr>
+                  </pic:nvPicPr>
+                  <pic:blipFill>
+                    <a:blip r:embed="rId12" cstate="none"/>
+                    <a:srcRect/>
+                    <a:stretch>
+                      <a:fillRect/>
+                    </a:stretch>
+                  </pic:blipFill>
+                  <pic:spPr bwMode="auto">
+                    <a:xfrm>
+                      <a:off x="0" y="0"/>
+                      <a:ext cx="1047750" cy="790575"/>
+                    </a:xfrm>
+                    <a:prstGeom prst="rect">
+                      <a:avLst/>
+                    </a:prstGeom>
+                  </pic:spPr>
+                </pic:pic>
+              </a:graphicData>
+            </a:graphic>
+          </wp:inline>
+        </w:drawing>
+      </w:r>
+    </w:p>
+    <w:p>
+      <w:pPr>
+        <w:keepNext/>
+        <w:spacing w:after="120"/>
+      </w:pPr>
+      <w:r>
+        <w:rPr>
+          <w:b/>
+          <w:bCs/>
+        </w:rPr>
         <w:t xml:space="preserve">Like terms (Términos semejantes)</w:t>
       </w:r>
       <w:r>
-        <w:t xml:space="preserve"> — Terms with the same letter, like 2x and 5x.</w:t>
+        <w:t xml:space="preserve"> — Terms with the same letter raised to the same power, like 2x and 5x.</w:t>
       </w:r>
     </w:p>
     <w:p>
@@ -1107,7 +1170,7 @@
           <w:b/>
           <w:bCs/>
         </w:rPr>
-        <w:t xml:space="preserve">6. onLevel — Spot the Common Mistake</w:t>
+        <w:t xml:space="preserve">6. Spot the Common Mistake</w:t>
       </w:r>
     </w:p>
     <w:p>
@@ -1784,7 +1847,7 @@
           <w:b/>
           <w:bCs/>
         </w:rPr>
-        <w:t xml:space="preserve">6. onLevel — Spot the Common Mistake</w:t>
+        <w:t xml:space="preserve">6. Spot the Common Mistake</w:t>
       </w:r>
     </w:p>
     <w:p>
@@ -1801,6 +1864,14 @@
       </w:pPr>
       <w:r>
         <w:t xml:space="preserve">     Correct work: 5(3x + 2) = 5 × 3x + 5 × 2 = 15x + 10. The student distributed the 5 to the 3x (getting 15x) but left the 2 unchanged. The factor must multiply every term inside, so 5 × 2 = 10, not 2.</w:t>
+      </w:r>
+    </w:p>
+    <w:p>
+      <w:pPr>
+        <w:spacing w:after="80" w:before="0"/>
+      </w:pPr>
+      <w:r>
+        <w:t xml:space="preserve">     Watch for: The 5 was distributed to the 3x, correctly giving 15x, but the 2 was copied down untouched. Both terms inside must be multiplied: 5(3x + 2) = 5 × 3x + 5 × 2 = 15x + 10, not 15x + 2.</w:t>
       </w:r>
     </w:p>
     <w:p>
